--- a/docs/da/references/08. 데이터 표준화 실습 사례집.docx
+++ b/docs/da/references/08. 데이터 표준화 실습 사례집.docx
@@ -2659,6 +2659,32 @@
       </w:r>
       <w:r>
         <w:t xml:space="preserve"> 신규 설계와 고도화 대상부터 적용하고, 운영 중인 비표준 컬럼은 표준용어 매핑을 등록한 뒤 다음 고도화 시점을 개선 기한으로 둡니다 (정의서 2장 원칙 6, 12장).</w:t>
+      </w:r>
+    </w:p>
+    <w:p>
+      <w:pPr>
+        <w:pStyle w:val="Heading1"/>
+      </w:pPr>
+      <w:r>
+        <w:t>보완 [보완 2026-10-14]</w:t>
+      </w:r>
+    </w:p>
+    <w:p>
+      <w:r>
+        <w:t>이 사례집이 가리키는 '실습 1~10', '정답과 해설 탭', '공공 예시 모델 탭', '지침서 첫 탭'은 원본(docx)에 들어 있지 않음을 확인했다(2026-10-14, 원본 XML에 텍스트박스·임베디드 객체 없음). 실습 문제·정답·예시 모델은 별도 보완이 필요하다 [확인중 : 마스터 — 원 저작 파일의 탭 존재 여부]. 실무 과정 교재인 '지침서 3~6장'은 「데이터 표준화 지침서」에 복원했다. (출처: 10_standards_gap §3-1, quality C15)</w:t>
+      </w:r>
+    </w:p>
+    <w:p>
+      <w:pPr>
+        <w:pStyle w:val="Heading2"/>
+      </w:pPr>
+      <w:r>
+        <w:t>출처 참조 경로 [보완 2026-10-14]</w:t>
+      </w:r>
+    </w:p>
+    <w:p>
+      <w:r>
+        <w:t>탭 부재 확인 근거(10_standards_gap §3-1, quality C15)는 누락 검토 보고서 docs/da/reports/2026-10-14_표준재정의_누락검토.md §3·§5 에 있다.</w:t>
       </w:r>
     </w:p>
     <w:sectPr>
